--- a/Class Time Table.docx
+++ b/Class Time Table.docx
@@ -204,7 +204,7 @@
                 <w:sz w:val="28"/>
                 <w:szCs w:val="28"/>
               </w:rPr>
-              <w:t>Science</w:t>
+              <w:t>Sci</w:t>
             </w:r>
           </w:p>
         </w:tc>
@@ -1077,7 +1077,6 @@
                 <w:szCs w:val="28"/>
               </w:rPr>
             </w:pPr>
-            <w:proofErr w:type="spellStart"/>
             <w:r>
               <w:rPr>
                 <w:rFonts w:ascii="Times New Roman" w:hAnsi="Times New Roman" w:cs="Times New Roman"/>
@@ -1090,7 +1089,6 @@
               </w:rPr>
               <w:t>Maths</w:t>
             </w:r>
-            <w:proofErr w:type="spellEnd"/>
           </w:p>
         </w:tc>
         <w:tc>
@@ -1109,7 +1107,6 @@
                 <w:szCs w:val="28"/>
               </w:rPr>
             </w:pPr>
-            <w:proofErr w:type="spellStart"/>
             <w:r>
               <w:rPr>
                 <w:rFonts w:ascii="Times New Roman" w:hAnsi="Times New Roman" w:cs="Times New Roman"/>
@@ -1122,7 +1119,6 @@
               </w:rPr>
               <w:t>Maths</w:t>
             </w:r>
-            <w:proofErr w:type="spellEnd"/>
           </w:p>
         </w:tc>
         <w:tc>
@@ -1171,7 +1167,6 @@
                 <w:szCs w:val="28"/>
               </w:rPr>
             </w:pPr>
-            <w:proofErr w:type="spellStart"/>
             <w:r>
               <w:rPr>
                 <w:rFonts w:ascii="Times New Roman" w:hAnsi="Times New Roman" w:cs="Times New Roman"/>
@@ -1184,7 +1179,6 @@
               </w:rPr>
               <w:t>Maths</w:t>
             </w:r>
-            <w:proofErr w:type="spellEnd"/>
           </w:p>
         </w:tc>
         <w:tc>
@@ -1328,7 +1322,6 @@
                 <w:szCs w:val="28"/>
               </w:rPr>
             </w:pPr>
-            <w:proofErr w:type="spellStart"/>
             <w:r>
               <w:rPr>
                 <w:rFonts w:ascii="Times New Roman" w:hAnsi="Times New Roman" w:cs="Times New Roman"/>
@@ -1341,7 +1334,6 @@
               </w:rPr>
               <w:t>Maths</w:t>
             </w:r>
-            <w:proofErr w:type="spellEnd"/>
           </w:p>
         </w:tc>
         <w:tc>
@@ -1370,22 +1362,8 @@
                 <w:sz w:val="28"/>
                 <w:szCs w:val="28"/>
               </w:rPr>
-              <w:t xml:space="preserve">III </w:t>
-            </w:r>
-            <w:proofErr w:type="spellStart"/>
-            <w:r>
-              <w:rPr>
-                <w:rFonts w:ascii="Times New Roman" w:hAnsi="Times New Roman" w:cs="Times New Roman"/>
-                <w:b/>
-                <w:bCs/>
-                <w:i/>
-                <w:iCs/>
-                <w:sz w:val="28"/>
-                <w:szCs w:val="28"/>
-              </w:rPr>
-              <w:t>Lamg</w:t>
-            </w:r>
-            <w:proofErr w:type="spellEnd"/>
+              <w:t>III Lamg</w:t>
+            </w:r>
           </w:p>
         </w:tc>
         <w:tc>
@@ -1775,7 +1753,6 @@
                 <w:szCs w:val="28"/>
               </w:rPr>
             </w:pPr>
-            <w:proofErr w:type="spellStart"/>
             <w:r>
               <w:rPr>
                 <w:rFonts w:ascii="Times New Roman" w:hAnsi="Times New Roman" w:cs="Times New Roman"/>
@@ -1788,7 +1765,6 @@
               </w:rPr>
               <w:t>Maths</w:t>
             </w:r>
-            <w:proofErr w:type="spellEnd"/>
           </w:p>
         </w:tc>
         <w:tc>
@@ -1897,7 +1873,6 @@
                 <w:szCs w:val="28"/>
               </w:rPr>
             </w:pPr>
-            <w:proofErr w:type="spellStart"/>
             <w:r>
               <w:rPr>
                 <w:rFonts w:ascii="Times New Roman" w:hAnsi="Times New Roman" w:cs="Times New Roman"/>
@@ -1910,7 +1885,6 @@
               </w:rPr>
               <w:t>Maths</w:t>
             </w:r>
-            <w:proofErr w:type="spellEnd"/>
           </w:p>
         </w:tc>
         <w:tc>
@@ -2072,7 +2046,6 @@
                 <w:szCs w:val="28"/>
               </w:rPr>
             </w:pPr>
-            <w:proofErr w:type="spellStart"/>
             <w:r>
               <w:rPr>
                 <w:rFonts w:ascii="Times New Roman" w:hAnsi="Times New Roman" w:cs="Times New Roman"/>
@@ -2085,7 +2058,6 @@
               </w:rPr>
               <w:t>Maths</w:t>
             </w:r>
-            <w:proofErr w:type="spellEnd"/>
           </w:p>
         </w:tc>
         <w:tc>
@@ -2133,19 +2105,8 @@
           <w:sz w:val="28"/>
           <w:szCs w:val="28"/>
         </w:rPr>
-        <w:t xml:space="preserve"> Class </w:t>
+        <w:t xml:space="preserve"> Class Time Table</w:t>
       </w:r>
-      <w:proofErr w:type="gramStart"/>
-      <w:r>
-        <w:rPr>
-          <w:b/>
-          <w:bCs/>
-          <w:sz w:val="28"/>
-          <w:szCs w:val="28"/>
-        </w:rPr>
-        <w:t>Time Table</w:t>
-      </w:r>
-      <w:proofErr w:type="gramEnd"/>
     </w:p>
     <w:tbl>
       <w:tblPr>
@@ -2158,7 +2119,7 @@
         <w:gridCol w:w="1529"/>
         <w:gridCol w:w="2011"/>
         <w:gridCol w:w="1762"/>
-        <w:gridCol w:w="1280"/>
+        <w:gridCol w:w="1368"/>
         <w:gridCol w:w="1726"/>
       </w:tblGrid>
       <w:tr>
@@ -2349,7 +2310,7 @@
                 <w:sz w:val="28"/>
                 <w:szCs w:val="28"/>
               </w:rPr>
-              <w:t>Science</w:t>
+              <w:t>Chemistry</w:t>
             </w:r>
           </w:p>
         </w:tc>
@@ -2379,7 +2340,7 @@
                 <w:sz w:val="28"/>
                 <w:szCs w:val="28"/>
               </w:rPr>
-              <w:t>Science</w:t>
+              <w:t>Chemistry</w:t>
             </w:r>
           </w:p>
         </w:tc>
@@ -2409,7 +2370,7 @@
                 <w:sz w:val="28"/>
                 <w:szCs w:val="28"/>
               </w:rPr>
-              <w:t>Science</w:t>
+              <w:t>Chemistry</w:t>
             </w:r>
           </w:p>
         </w:tc>
@@ -2439,7 +2400,7 @@
                 <w:sz w:val="28"/>
                 <w:szCs w:val="28"/>
               </w:rPr>
-              <w:t>Science</w:t>
+              <w:t>Biology</w:t>
             </w:r>
           </w:p>
         </w:tc>
@@ -2469,7 +2430,7 @@
                 <w:sz w:val="28"/>
                 <w:szCs w:val="28"/>
               </w:rPr>
-              <w:t>Science</w:t>
+              <w:t>GK/MS</w:t>
             </w:r>
           </w:p>
         </w:tc>
@@ -2499,7 +2460,7 @@
                 <w:sz w:val="28"/>
                 <w:szCs w:val="28"/>
               </w:rPr>
-              <w:t>Science</w:t>
+              <w:t>Physics</w:t>
             </w:r>
           </w:p>
         </w:tc>
@@ -2534,22 +2495,8 @@
                 <w:sz w:val="28"/>
                 <w:szCs w:val="28"/>
               </w:rPr>
-              <w:t>P.</w:t>
-            </w:r>
-            <w:proofErr w:type="gramStart"/>
-            <w:r>
-              <w:rPr>
-                <w:rFonts w:ascii="Times New Roman" w:hAnsi="Times New Roman" w:cs="Times New Roman"/>
-                <w:b/>
-                <w:bCs/>
-                <w:i/>
-                <w:iCs/>
-                <w:sz w:val="28"/>
-                <w:szCs w:val="28"/>
-              </w:rPr>
-              <w:t>E.T</w:t>
-            </w:r>
-            <w:proofErr w:type="gramEnd"/>
+              <w:t>P.E.T</w:t>
+            </w:r>
           </w:p>
         </w:tc>
         <w:tc>
@@ -2608,42 +2555,42 @@
                 <w:sz w:val="28"/>
                 <w:szCs w:val="28"/>
               </w:rPr>
+              <w:t>SUPW</w:t>
+            </w:r>
+          </w:p>
+        </w:tc>
+        <w:tc>
+          <w:tcPr>
+            <w:tcW w:w="1440" w:type="dxa"/>
+          </w:tcPr>
+          <w:p>
+            <w:pPr>
+              <w:rPr>
+                <w:rFonts w:ascii="Times New Roman" w:hAnsi="Times New Roman" w:cs="Times New Roman"/>
+                <w:b/>
+                <w:bCs/>
+                <w:i/>
+                <w:iCs/>
+                <w:sz w:val="28"/>
+                <w:szCs w:val="28"/>
+              </w:rPr>
+            </w:pPr>
+            <w:r>
+              <w:rPr>
+                <w:rFonts w:ascii="Times New Roman" w:hAnsi="Times New Roman" w:cs="Times New Roman"/>
+                <w:b/>
+                <w:bCs/>
+                <w:i/>
+                <w:iCs/>
+                <w:sz w:val="28"/>
+                <w:szCs w:val="28"/>
+              </w:rPr>
               <w:t>Library</w:t>
             </w:r>
           </w:p>
         </w:tc>
         <w:tc>
           <w:tcPr>
-            <w:tcW w:w="1440" w:type="dxa"/>
-          </w:tcPr>
-          <w:p>
-            <w:pPr>
-              <w:rPr>
-                <w:rFonts w:ascii="Times New Roman" w:hAnsi="Times New Roman" w:cs="Times New Roman"/>
-                <w:b/>
-                <w:bCs/>
-                <w:i/>
-                <w:iCs/>
-                <w:sz w:val="28"/>
-                <w:szCs w:val="28"/>
-              </w:rPr>
-            </w:pPr>
-            <w:r>
-              <w:rPr>
-                <w:rFonts w:ascii="Times New Roman" w:hAnsi="Times New Roman" w:cs="Times New Roman"/>
-                <w:b/>
-                <w:bCs/>
-                <w:i/>
-                <w:iCs/>
-                <w:sz w:val="28"/>
-                <w:szCs w:val="28"/>
-              </w:rPr>
-              <w:t>Telugu</w:t>
-            </w:r>
-          </w:p>
-        </w:tc>
-        <w:tc>
-          <w:tcPr>
             <w:tcW w:w="1620" w:type="dxa"/>
           </w:tcPr>
           <w:p>
@@ -2668,7 +2615,7 @@
                 <w:sz w:val="28"/>
                 <w:szCs w:val="28"/>
               </w:rPr>
-              <w:t>PET</w:t>
+              <w:t>Computer</w:t>
             </w:r>
           </w:p>
         </w:tc>
@@ -2698,7 +2645,7 @@
                 <w:sz w:val="28"/>
                 <w:szCs w:val="28"/>
               </w:rPr>
-              <w:t>Computer</w:t>
+              <w:t>Hindi</w:t>
             </w:r>
           </w:p>
         </w:tc>
@@ -2733,7 +2680,7 @@
                 <w:sz w:val="28"/>
                 <w:szCs w:val="28"/>
               </w:rPr>
-              <w:t>Telugu</w:t>
+              <w:t>Social</w:t>
             </w:r>
           </w:p>
         </w:tc>
@@ -2763,7 +2710,7 @@
                 <w:sz w:val="28"/>
                 <w:szCs w:val="28"/>
               </w:rPr>
-              <w:t>Telugu</w:t>
+              <w:t>Social</w:t>
             </w:r>
           </w:p>
         </w:tc>
@@ -2793,7 +2740,7 @@
                 <w:sz w:val="28"/>
                 <w:szCs w:val="28"/>
               </w:rPr>
-              <w:t>Telugu</w:t>
+              <w:t>Social</w:t>
             </w:r>
           </w:p>
         </w:tc>
@@ -2823,7 +2770,7 @@
                 <w:sz w:val="28"/>
                 <w:szCs w:val="28"/>
               </w:rPr>
-              <w:t>Telugu</w:t>
+              <w:t>Social</w:t>
             </w:r>
           </w:p>
         </w:tc>
@@ -2853,7 +2800,7 @@
                 <w:sz w:val="28"/>
                 <w:szCs w:val="28"/>
               </w:rPr>
-              <w:t>Hindi</w:t>
+              <w:t>Social</w:t>
             </w:r>
           </w:p>
         </w:tc>
@@ -2873,20 +2820,18 @@
                 <w:szCs w:val="28"/>
               </w:rPr>
             </w:pPr>
-            <w:proofErr w:type="spellStart"/>
-            <w:r>
-              <w:rPr>
-                <w:rFonts w:ascii="Times New Roman" w:hAnsi="Times New Roman" w:cs="Times New Roman"/>
-                <w:b/>
-                <w:bCs/>
-                <w:i/>
-                <w:iCs/>
-                <w:sz w:val="28"/>
-                <w:szCs w:val="28"/>
-              </w:rPr>
-              <w:t>Maths</w:t>
-            </w:r>
-            <w:proofErr w:type="spellEnd"/>
+            <w:r>
+              <w:rPr>
+                <w:rFonts w:ascii="Times New Roman" w:hAnsi="Times New Roman" w:cs="Times New Roman"/>
+                <w:b/>
+                <w:bCs/>
+                <w:i/>
+                <w:iCs/>
+                <w:sz w:val="28"/>
+                <w:szCs w:val="28"/>
+              </w:rPr>
+              <w:t>Social</w:t>
+            </w:r>
           </w:p>
         </w:tc>
       </w:tr>
@@ -3043,7 +2988,66 @@
                 <w:szCs w:val="28"/>
               </w:rPr>
             </w:pPr>
-            <w:proofErr w:type="spellStart"/>
+            <w:r>
+              <w:rPr>
+                <w:rFonts w:ascii="Times New Roman" w:hAnsi="Times New Roman" w:cs="Times New Roman"/>
+                <w:b/>
+                <w:bCs/>
+                <w:i/>
+                <w:iCs/>
+                <w:sz w:val="28"/>
+                <w:szCs w:val="28"/>
+              </w:rPr>
+              <w:t>English</w:t>
+            </w:r>
+          </w:p>
+        </w:tc>
+        <w:tc>
+          <w:tcPr>
+            <w:tcW w:w="1312" w:type="dxa"/>
+          </w:tcPr>
+          <w:p>
+            <w:pPr>
+              <w:rPr>
+                <w:rFonts w:ascii="Times New Roman" w:hAnsi="Times New Roman" w:cs="Times New Roman"/>
+                <w:b/>
+                <w:bCs/>
+                <w:i/>
+                <w:iCs/>
+                <w:sz w:val="28"/>
+                <w:szCs w:val="28"/>
+              </w:rPr>
+            </w:pPr>
+            <w:r>
+              <w:rPr>
+                <w:rFonts w:ascii="Times New Roman" w:hAnsi="Times New Roman" w:cs="Times New Roman"/>
+                <w:b/>
+                <w:bCs/>
+                <w:i/>
+                <w:iCs/>
+                <w:sz w:val="28"/>
+                <w:szCs w:val="28"/>
+              </w:rPr>
+              <w:t>Physics</w:t>
+            </w:r>
+          </w:p>
+        </w:tc>
+        <w:tc>
+          <w:tcPr>
+            <w:tcW w:w="1694" w:type="dxa"/>
+          </w:tcPr>
+          <w:p>
+            <w:pPr>
+              <w:rPr>
+                <w:rFonts w:ascii="Times New Roman" w:hAnsi="Times New Roman" w:cs="Times New Roman"/>
+                <w:b/>
+                <w:bCs/>
+                <w:i/>
+                <w:iCs/>
+                <w:sz w:val="28"/>
+                <w:szCs w:val="28"/>
+              </w:rPr>
+            </w:pPr>
             <w:r>
               <w:rPr>
                 <w:rFonts w:ascii="Times New Roman" w:hAnsi="Times New Roman" w:cs="Times New Roman"/>
@@ -3056,81 +3060,6 @@
               </w:rPr>
               <w:t>Maths</w:t>
             </w:r>
-            <w:proofErr w:type="spellEnd"/>
-          </w:p>
-        </w:tc>
-        <w:tc>
-          <w:tcPr>
-            <w:tcW w:w="1312" w:type="dxa"/>
-          </w:tcPr>
-          <w:p>
-            <w:pPr>
-              <w:rPr>
-                <w:rFonts w:ascii="Times New Roman" w:hAnsi="Times New Roman" w:cs="Times New Roman"/>
-                <w:b/>
-                <w:bCs/>
-                <w:i/>
-                <w:iCs/>
-                <w:sz w:val="28"/>
-                <w:szCs w:val="28"/>
-              </w:rPr>
-            </w:pPr>
-            <w:proofErr w:type="spellStart"/>
-            <w:r>
-              <w:rPr>
-                <w:rFonts w:ascii="Times New Roman" w:hAnsi="Times New Roman" w:cs="Times New Roman"/>
-                <w:b/>
-                <w:bCs/>
-                <w:i/>
-                <w:iCs/>
-                <w:sz w:val="28"/>
-                <w:szCs w:val="28"/>
-              </w:rPr>
-              <w:t>Maths</w:t>
-            </w:r>
-            <w:proofErr w:type="spellEnd"/>
-          </w:p>
-        </w:tc>
-        <w:tc>
-          <w:tcPr>
-            <w:tcW w:w="1694" w:type="dxa"/>
-          </w:tcPr>
-          <w:p>
-            <w:pPr>
-              <w:rPr>
-                <w:rFonts w:ascii="Times New Roman" w:hAnsi="Times New Roman" w:cs="Times New Roman"/>
-                <w:b/>
-                <w:bCs/>
-                <w:i/>
-                <w:iCs/>
-                <w:sz w:val="28"/>
-                <w:szCs w:val="28"/>
-              </w:rPr>
-            </w:pPr>
-            <w:r>
-              <w:rPr>
-                <w:rFonts w:ascii="Times New Roman" w:hAnsi="Times New Roman" w:cs="Times New Roman"/>
-                <w:b/>
-                <w:bCs/>
-                <w:i/>
-                <w:iCs/>
-                <w:sz w:val="28"/>
-                <w:szCs w:val="28"/>
-              </w:rPr>
-              <w:t>S</w:t>
-            </w:r>
-            <w:r>
-              <w:rPr>
-                <w:rFonts w:ascii="Times New Roman" w:hAnsi="Times New Roman" w:cs="Times New Roman"/>
-                <w:b/>
-                <w:bCs/>
-                <w:i/>
-                <w:iCs/>
-                <w:sz w:val="28"/>
-                <w:szCs w:val="28"/>
-              </w:rPr>
-              <w:t>UPW</w:t>
-            </w:r>
           </w:p>
         </w:tc>
         <w:tc>
@@ -3149,20 +3078,18 @@
                 <w:szCs w:val="28"/>
               </w:rPr>
             </w:pPr>
-            <w:proofErr w:type="spellStart"/>
-            <w:r>
-              <w:rPr>
-                <w:rFonts w:ascii="Times New Roman" w:hAnsi="Times New Roman" w:cs="Times New Roman"/>
-                <w:b/>
-                <w:bCs/>
-                <w:i/>
-                <w:iCs/>
-                <w:sz w:val="28"/>
-                <w:szCs w:val="28"/>
-              </w:rPr>
-              <w:t>Maths</w:t>
-            </w:r>
-            <w:proofErr w:type="spellEnd"/>
+            <w:r>
+              <w:rPr>
+                <w:rFonts w:ascii="Times New Roman" w:hAnsi="Times New Roman" w:cs="Times New Roman"/>
+                <w:b/>
+                <w:bCs/>
+                <w:i/>
+                <w:iCs/>
+                <w:sz w:val="28"/>
+                <w:szCs w:val="28"/>
+              </w:rPr>
+              <w:t>P.E.T</w:t>
+            </w:r>
           </w:p>
         </w:tc>
         <w:tc>
@@ -3181,20 +3108,18 @@
                 <w:szCs w:val="28"/>
               </w:rPr>
             </w:pPr>
-            <w:proofErr w:type="spellStart"/>
-            <w:r>
-              <w:rPr>
-                <w:rFonts w:ascii="Times New Roman" w:hAnsi="Times New Roman" w:cs="Times New Roman"/>
-                <w:b/>
-                <w:bCs/>
-                <w:i/>
-                <w:iCs/>
-                <w:sz w:val="28"/>
-                <w:szCs w:val="28"/>
-              </w:rPr>
-              <w:t>Maths</w:t>
-            </w:r>
-            <w:proofErr w:type="spellEnd"/>
+            <w:r>
+              <w:rPr>
+                <w:rFonts w:ascii="Times New Roman" w:hAnsi="Times New Roman" w:cs="Times New Roman"/>
+                <w:b/>
+                <w:bCs/>
+                <w:i/>
+                <w:iCs/>
+                <w:sz w:val="28"/>
+                <w:szCs w:val="28"/>
+              </w:rPr>
+              <w:t>Telugu</w:t>
+            </w:r>
           </w:p>
         </w:tc>
         <w:tc>
@@ -3258,72 +3183,72 @@
                 <w:sz w:val="28"/>
                 <w:szCs w:val="28"/>
               </w:rPr>
+              <w:t>Maths</w:t>
+            </w:r>
+          </w:p>
+        </w:tc>
+        <w:tc>
+          <w:tcPr>
+            <w:tcW w:w="1312" w:type="dxa"/>
+          </w:tcPr>
+          <w:p>
+            <w:pPr>
+              <w:rPr>
+                <w:rFonts w:ascii="Times New Roman" w:hAnsi="Times New Roman" w:cs="Times New Roman"/>
+                <w:b/>
+                <w:bCs/>
+                <w:i/>
+                <w:iCs/>
+                <w:sz w:val="28"/>
+                <w:szCs w:val="28"/>
+              </w:rPr>
+            </w:pPr>
+            <w:r>
+              <w:rPr>
+                <w:rFonts w:ascii="Times New Roman" w:hAnsi="Times New Roman" w:cs="Times New Roman"/>
+                <w:b/>
+                <w:bCs/>
+                <w:i/>
+                <w:iCs/>
+                <w:sz w:val="28"/>
+                <w:szCs w:val="28"/>
+              </w:rPr>
+              <w:t>Maths</w:t>
+            </w:r>
+          </w:p>
+        </w:tc>
+        <w:tc>
+          <w:tcPr>
+            <w:tcW w:w="1694" w:type="dxa"/>
+          </w:tcPr>
+          <w:p>
+            <w:pPr>
+              <w:rPr>
+                <w:rFonts w:ascii="Times New Roman" w:hAnsi="Times New Roman" w:cs="Times New Roman"/>
+                <w:b/>
+                <w:bCs/>
+                <w:i/>
+                <w:iCs/>
+                <w:sz w:val="28"/>
+                <w:szCs w:val="28"/>
+              </w:rPr>
+            </w:pPr>
+            <w:r>
+              <w:rPr>
+                <w:rFonts w:ascii="Times New Roman" w:hAnsi="Times New Roman" w:cs="Times New Roman"/>
+                <w:b/>
+                <w:bCs/>
+                <w:i/>
+                <w:iCs/>
+                <w:sz w:val="28"/>
+                <w:szCs w:val="28"/>
+              </w:rPr>
               <w:t>English</w:t>
             </w:r>
           </w:p>
         </w:tc>
         <w:tc>
           <w:tcPr>
-            <w:tcW w:w="1312" w:type="dxa"/>
-          </w:tcPr>
-          <w:p>
-            <w:pPr>
-              <w:rPr>
-                <w:rFonts w:ascii="Times New Roman" w:hAnsi="Times New Roman" w:cs="Times New Roman"/>
-                <w:b/>
-                <w:bCs/>
-                <w:i/>
-                <w:iCs/>
-                <w:sz w:val="28"/>
-                <w:szCs w:val="28"/>
-              </w:rPr>
-            </w:pPr>
-            <w:r>
-              <w:rPr>
-                <w:rFonts w:ascii="Times New Roman" w:hAnsi="Times New Roman" w:cs="Times New Roman"/>
-                <w:b/>
-                <w:bCs/>
-                <w:i/>
-                <w:iCs/>
-                <w:sz w:val="28"/>
-                <w:szCs w:val="28"/>
-              </w:rPr>
-              <w:t>English</w:t>
-            </w:r>
-          </w:p>
-        </w:tc>
-        <w:tc>
-          <w:tcPr>
-            <w:tcW w:w="1694" w:type="dxa"/>
-          </w:tcPr>
-          <w:p>
-            <w:pPr>
-              <w:rPr>
-                <w:rFonts w:ascii="Times New Roman" w:hAnsi="Times New Roman" w:cs="Times New Roman"/>
-                <w:b/>
-                <w:bCs/>
-                <w:i/>
-                <w:iCs/>
-                <w:sz w:val="28"/>
-                <w:szCs w:val="28"/>
-              </w:rPr>
-            </w:pPr>
-            <w:r>
-              <w:rPr>
-                <w:rFonts w:ascii="Times New Roman" w:hAnsi="Times New Roman" w:cs="Times New Roman"/>
-                <w:b/>
-                <w:bCs/>
-                <w:i/>
-                <w:iCs/>
-                <w:sz w:val="28"/>
-                <w:szCs w:val="28"/>
-              </w:rPr>
-              <w:t>English</w:t>
-            </w:r>
-          </w:p>
-        </w:tc>
-        <w:tc>
-          <w:tcPr>
             <w:tcW w:w="1440" w:type="dxa"/>
           </w:tcPr>
           <w:p>
@@ -3348,7 +3273,7 @@
                 <w:sz w:val="28"/>
                 <w:szCs w:val="28"/>
               </w:rPr>
-              <w:t>SUPW</w:t>
+              <w:t>Social</w:t>
             </w:r>
           </w:p>
         </w:tc>
@@ -3443,7 +3368,7 @@
                 <w:sz w:val="28"/>
                 <w:szCs w:val="28"/>
               </w:rPr>
-              <w:t>Social</w:t>
+              <w:t>Telugu</w:t>
             </w:r>
           </w:p>
         </w:tc>
@@ -3473,7 +3398,7 @@
                 <w:sz w:val="28"/>
                 <w:szCs w:val="28"/>
               </w:rPr>
-              <w:t>Social</w:t>
+              <w:t>Telugu</w:t>
             </w:r>
           </w:p>
         </w:tc>
@@ -3493,7 +3418,36 @@
                 <w:szCs w:val="28"/>
               </w:rPr>
             </w:pPr>
-            <w:proofErr w:type="spellStart"/>
+            <w:r>
+              <w:rPr>
+                <w:rFonts w:ascii="Times New Roman" w:hAnsi="Times New Roman" w:cs="Times New Roman"/>
+                <w:b/>
+                <w:bCs/>
+                <w:i/>
+                <w:iCs/>
+                <w:sz w:val="28"/>
+                <w:szCs w:val="28"/>
+              </w:rPr>
+              <w:t>Telugu</w:t>
+            </w:r>
+          </w:p>
+        </w:tc>
+        <w:tc>
+          <w:tcPr>
+            <w:tcW w:w="1440" w:type="dxa"/>
+          </w:tcPr>
+          <w:p>
+            <w:pPr>
+              <w:rPr>
+                <w:rFonts w:ascii="Times New Roman" w:hAnsi="Times New Roman" w:cs="Times New Roman"/>
+                <w:b/>
+                <w:bCs/>
+                <w:i/>
+                <w:iCs/>
+                <w:sz w:val="28"/>
+                <w:szCs w:val="28"/>
+              </w:rPr>
+            </w:pPr>
             <w:r>
               <w:rPr>
                 <w:rFonts w:ascii="Times New Roman" w:hAnsi="Times New Roman" w:cs="Times New Roman"/>
@@ -3506,37 +3460,6 @@
               </w:rPr>
               <w:t>Maths</w:t>
             </w:r>
-            <w:proofErr w:type="spellEnd"/>
-          </w:p>
-        </w:tc>
-        <w:tc>
-          <w:tcPr>
-            <w:tcW w:w="1440" w:type="dxa"/>
-          </w:tcPr>
-          <w:p>
-            <w:pPr>
-              <w:rPr>
-                <w:rFonts w:ascii="Times New Roman" w:hAnsi="Times New Roman" w:cs="Times New Roman"/>
-                <w:b/>
-                <w:bCs/>
-                <w:i/>
-                <w:iCs/>
-                <w:sz w:val="28"/>
-                <w:szCs w:val="28"/>
-              </w:rPr>
-            </w:pPr>
-            <w:r>
-              <w:rPr>
-                <w:rFonts w:ascii="Times New Roman" w:hAnsi="Times New Roman" w:cs="Times New Roman"/>
-                <w:b/>
-                <w:bCs/>
-                <w:i/>
-                <w:iCs/>
-                <w:sz w:val="28"/>
-                <w:szCs w:val="28"/>
-              </w:rPr>
-              <w:t>Social</w:t>
-            </w:r>
           </w:p>
         </w:tc>
         <w:tc>
@@ -3565,19 +3488,7 @@
                 <w:sz w:val="28"/>
                 <w:szCs w:val="28"/>
               </w:rPr>
-              <w:t>S</w:t>
-            </w:r>
-            <w:r>
-              <w:rPr>
-                <w:rFonts w:ascii="Times New Roman" w:hAnsi="Times New Roman" w:cs="Times New Roman"/>
-                <w:b/>
-                <w:bCs/>
-                <w:i/>
-                <w:iCs/>
-                <w:sz w:val="28"/>
-                <w:szCs w:val="28"/>
-              </w:rPr>
-              <w:t>ocial</w:t>
+              <w:t>Maths</w:t>
             </w:r>
           </w:p>
         </w:tc>
@@ -3607,7 +3518,7 @@
                 <w:sz w:val="28"/>
                 <w:szCs w:val="28"/>
               </w:rPr>
-              <w:t>Social</w:t>
+              <w:t>Maths</w:t>
             </w:r>
           </w:p>
         </w:tc>
@@ -3775,7 +3686,7 @@
                 <w:sz w:val="28"/>
                 <w:szCs w:val="28"/>
               </w:rPr>
-              <w:t>Science</w:t>
+              <w:t>Physics</w:t>
             </w:r>
           </w:p>
         </w:tc>
@@ -3795,7 +3706,6 @@
                 <w:szCs w:val="28"/>
               </w:rPr>
             </w:pPr>
-            <w:proofErr w:type="spellStart"/>
             <w:r>
               <w:rPr>
                 <w:rFonts w:ascii="Times New Roman" w:hAnsi="Times New Roman" w:cs="Times New Roman"/>
@@ -3808,7 +3718,6 @@
               </w:rPr>
               <w:t>Maths</w:t>
             </w:r>
-            <w:proofErr w:type="spellEnd"/>
           </w:p>
         </w:tc>
         <w:tc>
@@ -3837,7 +3746,7 @@
                 <w:sz w:val="28"/>
                 <w:szCs w:val="28"/>
               </w:rPr>
-              <w:t>Social</w:t>
+              <w:t>Hindi</w:t>
             </w:r>
           </w:p>
         </w:tc>
@@ -3867,7 +3776,7 @@
                 <w:sz w:val="28"/>
                 <w:szCs w:val="28"/>
               </w:rPr>
-              <w:t>English</w:t>
+              <w:t>Computer</w:t>
             </w:r>
           </w:p>
         </w:tc>
@@ -3897,7 +3806,7 @@
                 <w:sz w:val="28"/>
                 <w:szCs w:val="28"/>
               </w:rPr>
-              <w:t>Hindi</w:t>
+              <w:t>Biology</w:t>
             </w:r>
           </w:p>
         </w:tc>
@@ -3940,20 +3849,18 @@
                 <w:szCs w:val="28"/>
               </w:rPr>
             </w:pPr>
-            <w:proofErr w:type="spellStart"/>
-            <w:r>
-              <w:rPr>
-                <w:rFonts w:ascii="Times New Roman" w:hAnsi="Times New Roman" w:cs="Times New Roman"/>
-                <w:b/>
-                <w:bCs/>
-                <w:i/>
-                <w:iCs/>
-                <w:sz w:val="28"/>
-                <w:szCs w:val="28"/>
-              </w:rPr>
-              <w:t>Maths</w:t>
-            </w:r>
-            <w:proofErr w:type="spellEnd"/>
+            <w:r>
+              <w:rPr>
+                <w:rFonts w:ascii="Times New Roman" w:hAnsi="Times New Roman" w:cs="Times New Roman"/>
+                <w:b/>
+                <w:bCs/>
+                <w:i/>
+                <w:iCs/>
+                <w:sz w:val="28"/>
+                <w:szCs w:val="28"/>
+              </w:rPr>
+              <w:t>C.C.A</w:t>
+            </w:r>
           </w:p>
         </w:tc>
         <w:tc>
@@ -3982,7 +3889,7 @@
                 <w:sz w:val="28"/>
                 <w:szCs w:val="28"/>
               </w:rPr>
-              <w:t>Hindi</w:t>
+              <w:t>English</w:t>
             </w:r>
           </w:p>
         </w:tc>
@@ -4012,42 +3919,42 @@
                 <w:sz w:val="28"/>
                 <w:szCs w:val="28"/>
               </w:rPr>
+              <w:t>Biology</w:t>
+            </w:r>
+          </w:p>
+        </w:tc>
+        <w:tc>
+          <w:tcPr>
+            <w:tcW w:w="1440" w:type="dxa"/>
+          </w:tcPr>
+          <w:p>
+            <w:pPr>
+              <w:rPr>
+                <w:rFonts w:ascii="Times New Roman" w:hAnsi="Times New Roman" w:cs="Times New Roman"/>
+                <w:b/>
+                <w:bCs/>
+                <w:i/>
+                <w:iCs/>
+                <w:sz w:val="28"/>
+                <w:szCs w:val="28"/>
+              </w:rPr>
+            </w:pPr>
+            <w:r>
+              <w:rPr>
+                <w:rFonts w:ascii="Times New Roman" w:hAnsi="Times New Roman" w:cs="Times New Roman"/>
+                <w:b/>
+                <w:bCs/>
+                <w:i/>
+                <w:iCs/>
+                <w:sz w:val="28"/>
+                <w:szCs w:val="28"/>
+              </w:rPr>
               <w:t>English</w:t>
             </w:r>
           </w:p>
         </w:tc>
         <w:tc>
           <w:tcPr>
-            <w:tcW w:w="1440" w:type="dxa"/>
-          </w:tcPr>
-          <w:p>
-            <w:pPr>
-              <w:rPr>
-                <w:rFonts w:ascii="Times New Roman" w:hAnsi="Times New Roman" w:cs="Times New Roman"/>
-                <w:b/>
-                <w:bCs/>
-                <w:i/>
-                <w:iCs/>
-                <w:sz w:val="28"/>
-                <w:szCs w:val="28"/>
-              </w:rPr>
-            </w:pPr>
-            <w:r>
-              <w:rPr>
-                <w:rFonts w:ascii="Times New Roman" w:hAnsi="Times New Roman" w:cs="Times New Roman"/>
-                <w:b/>
-                <w:bCs/>
-                <w:i/>
-                <w:iCs/>
-                <w:sz w:val="28"/>
-                <w:szCs w:val="28"/>
-              </w:rPr>
-              <w:t>Science</w:t>
-            </w:r>
-          </w:p>
-        </w:tc>
-        <w:tc>
-          <w:tcPr>
             <w:tcW w:w="1620" w:type="dxa"/>
           </w:tcPr>
           <w:p>
@@ -4072,7 +3979,7 @@
                 <w:sz w:val="28"/>
                 <w:szCs w:val="28"/>
               </w:rPr>
-              <w:t>GK / MS</w:t>
+              <w:t>English</w:t>
             </w:r>
           </w:p>
         </w:tc>
@@ -4185,7 +4092,7 @@
                 <w:sz w:val="28"/>
                 <w:szCs w:val="28"/>
               </w:rPr>
-              <w:t>Computer</w:t>
+              <w:t>Physics</w:t>
             </w:r>
           </w:p>
         </w:tc>
@@ -4215,7 +4122,7 @@
                 <w:sz w:val="28"/>
                 <w:szCs w:val="28"/>
               </w:rPr>
-              <w:t>Social</w:t>
+              <w:t>Telugu</w:t>
             </w:r>
           </w:p>
         </w:tc>
@@ -4245,22 +4152,8 @@
                 <w:sz w:val="28"/>
                 <w:szCs w:val="28"/>
               </w:rPr>
-              <w:t>C.</w:t>
-            </w:r>
-            <w:proofErr w:type="gramStart"/>
-            <w:r>
-              <w:rPr>
-                <w:rFonts w:ascii="Times New Roman" w:hAnsi="Times New Roman" w:cs="Times New Roman"/>
-                <w:b/>
-                <w:bCs/>
-                <w:i/>
-                <w:iCs/>
-                <w:sz w:val="28"/>
-                <w:szCs w:val="28"/>
-              </w:rPr>
-              <w:t>C.A</w:t>
-            </w:r>
-            <w:proofErr w:type="gramEnd"/>
+              <w:t>Maths</w:t>
+            </w:r>
           </w:p>
         </w:tc>
         <w:tc>
